--- a/Case-File-Compilation/Case-File-Compilation/wwwroot/Data/Contract.docx
+++ b/Case-File-Compilation/Case-File-Compilation/wwwroot/Data/Contract.docx
@@ -5,15 +5,25 @@
     <w:p>
       <w:pPr>
         <w:pStyle w:val="Heading1"/>
-      </w:pPr>
-      <w:r>
+        <w:jc w:val="center"/>
+        <w:rPr>
+          <w:b/>
+          <w:bCs/>
+        </w:rPr>
+      </w:pPr>
+      <w:r>
+        <w:rPr>
+          <w:b/>
+          <w:bCs/>
+        </w:rPr>
         <w:t>EXHIBIT A</w:t>
       </w:r>
       <w:r>
-        <w:t xml:space="preserve"> - </w:t>
-      </w:r>
-      <w:r>
-        <w:t>GOODS PURCHASE AGREEMENT</w:t>
+        <w:rPr>
+          <w:b/>
+          <w:bCs/>
+        </w:rPr>
+        <w:t xml:space="preserve"> - GOODS PURCHASE AGREEMENT</w:t>
       </w:r>
     </w:p>
     <w:p>
@@ -62,15 +72,24 @@
           <w:ilvl w:val="0"/>
           <w:numId w:val="1"/>
         </w:numPr>
-        <w:rPr>
-          <w:rFonts w:asciiTheme="majorBidi" w:hAnsiTheme="majorBidi" w:cstheme="majorBidi"/>
-        </w:rPr>
-      </w:pPr>
-      <w:r>
-        <w:rPr>
-          <w:rFonts w:asciiTheme="majorBidi" w:hAnsiTheme="majorBidi" w:cstheme="majorBidi"/>
-        </w:rPr>
-        <w:t>GOODS: Seller agrees to sell and Buyer agrees to purchase:</w:t>
+        <w:spacing w:after="0" w:line="360" w:lineRule="auto"/>
+        <w:rPr>
+          <w:rFonts w:asciiTheme="majorBidi" w:hAnsiTheme="majorBidi" w:cstheme="majorBidi"/>
+        </w:rPr>
+      </w:pPr>
+      <w:r>
+        <w:rPr>
+          <w:rFonts w:asciiTheme="majorBidi" w:hAnsiTheme="majorBidi" w:cstheme="majorBidi"/>
+          <w:b/>
+          <w:bCs/>
+        </w:rPr>
+        <w:t>GOODS</w:t>
+      </w:r>
+      <w:r>
+        <w:rPr>
+          <w:rFonts w:asciiTheme="majorBidi" w:hAnsiTheme="majorBidi" w:cstheme="majorBidi"/>
+        </w:rPr>
+        <w:t>: Seller agrees to sell and Buyer agrees to purchase:</w:t>
       </w:r>
     </w:p>
     <w:p>
@@ -80,6 +99,7 @@
           <w:ilvl w:val="1"/>
           <w:numId w:val="1"/>
         </w:numPr>
+        <w:spacing w:after="0" w:line="360" w:lineRule="auto"/>
         <w:rPr>
           <w:rFonts w:asciiTheme="majorBidi" w:hAnsiTheme="majorBidi" w:cstheme="majorBidi"/>
         </w:rPr>
@@ -98,6 +118,7 @@
           <w:ilvl w:val="1"/>
           <w:numId w:val="1"/>
         </w:numPr>
+        <w:spacing w:after="0" w:line="360" w:lineRule="auto"/>
         <w:rPr>
           <w:rFonts w:asciiTheme="majorBidi" w:hAnsiTheme="majorBidi" w:cstheme="majorBidi"/>
         </w:rPr>
@@ -116,15 +137,24 @@
           <w:ilvl w:val="0"/>
           <w:numId w:val="1"/>
         </w:numPr>
-        <w:rPr>
-          <w:rFonts w:asciiTheme="majorBidi" w:hAnsiTheme="majorBidi" w:cstheme="majorBidi"/>
-        </w:rPr>
-      </w:pPr>
-      <w:r>
-        <w:rPr>
-          <w:rFonts w:asciiTheme="majorBidi" w:hAnsiTheme="majorBidi" w:cstheme="majorBidi"/>
-        </w:rPr>
-        <w:t>PRICE: Total purchase price of $50,000</w:t>
+        <w:spacing w:after="0" w:line="360" w:lineRule="auto"/>
+        <w:rPr>
+          <w:rFonts w:asciiTheme="majorBidi" w:hAnsiTheme="majorBidi" w:cstheme="majorBidi"/>
+        </w:rPr>
+      </w:pPr>
+      <w:r>
+        <w:rPr>
+          <w:rFonts w:asciiTheme="majorBidi" w:hAnsiTheme="majorBidi" w:cstheme="majorBidi"/>
+          <w:b/>
+          <w:bCs/>
+        </w:rPr>
+        <w:t>PRICE</w:t>
+      </w:r>
+      <w:r>
+        <w:rPr>
+          <w:rFonts w:asciiTheme="majorBidi" w:hAnsiTheme="majorBidi" w:cstheme="majorBidi"/>
+        </w:rPr>
+        <w:t>: Total purchase price of $50,000</w:t>
       </w:r>
     </w:p>
     <w:p>
@@ -134,19 +164,29 @@
           <w:ilvl w:val="0"/>
           <w:numId w:val="1"/>
         </w:numPr>
-        <w:rPr>
-          <w:rFonts w:asciiTheme="majorBidi" w:hAnsiTheme="majorBidi" w:cstheme="majorBidi"/>
-        </w:rPr>
-      </w:pPr>
-      <w:r>
-        <w:rPr>
-          <w:rFonts w:asciiTheme="majorBidi" w:hAnsiTheme="majorBidi" w:cstheme="majorBidi"/>
-        </w:rPr>
-        <w:t>DELIVERY: Seller shall deliver goods by February 1, 2025, to:</w:t>
-      </w:r>
-    </w:p>
-    <w:p>
-      <w:pPr>
+        <w:spacing w:after="0" w:line="360" w:lineRule="auto"/>
+        <w:rPr>
+          <w:rFonts w:asciiTheme="majorBidi" w:hAnsiTheme="majorBidi" w:cstheme="majorBidi"/>
+        </w:rPr>
+      </w:pPr>
+      <w:r>
+        <w:rPr>
+          <w:rFonts w:asciiTheme="majorBidi" w:hAnsiTheme="majorBidi" w:cstheme="majorBidi"/>
+          <w:b/>
+          <w:bCs/>
+        </w:rPr>
+        <w:t>DELIVERY:</w:t>
+      </w:r>
+      <w:r>
+        <w:rPr>
+          <w:rFonts w:asciiTheme="majorBidi" w:hAnsiTheme="majorBidi" w:cstheme="majorBidi"/>
+        </w:rPr>
+        <w:t xml:space="preserve"> Seller shall deliver goods by February 1, 2025, to:</w:t>
+      </w:r>
+    </w:p>
+    <w:p>
+      <w:pPr>
+        <w:spacing w:after="0" w:line="360" w:lineRule="auto"/>
         <w:ind w:left="360" w:firstLine="360"/>
         <w:rPr>
           <w:rFonts w:asciiTheme="majorBidi" w:hAnsiTheme="majorBidi" w:cstheme="majorBidi"/>
@@ -156,7 +196,22 @@
         <w:rPr>
           <w:rFonts w:asciiTheme="majorBidi" w:hAnsiTheme="majorBidi" w:cstheme="majorBidi"/>
         </w:rPr>
-        <w:t>123 Main Street, San Francisco, CA 94102</w:t>
+        <w:t xml:space="preserve">123 Main Street, </w:t>
+      </w:r>
+    </w:p>
+    <w:p>
+      <w:pPr>
+        <w:spacing w:after="0" w:line="360" w:lineRule="auto"/>
+        <w:ind w:left="360" w:firstLine="360"/>
+        <w:rPr>
+          <w:rFonts w:asciiTheme="majorBidi" w:hAnsiTheme="majorBidi" w:cstheme="majorBidi"/>
+        </w:rPr>
+      </w:pPr>
+      <w:r>
+        <w:rPr>
+          <w:rFonts w:asciiTheme="majorBidi" w:hAnsiTheme="majorBidi" w:cstheme="majorBidi"/>
+        </w:rPr>
+        <w:t>San Francisco, CA 94102</w:t>
       </w:r>
     </w:p>
     <w:p>
@@ -166,6 +221,7 @@
           <w:ilvl w:val="0"/>
           <w:numId w:val="1"/>
         </w:numPr>
+        <w:spacing w:after="0" w:line="360" w:lineRule="auto"/>
         <w:rPr>
           <w:rFonts w:asciiTheme="majorBidi" w:hAnsiTheme="majorBidi" w:cstheme="majorBidi"/>
         </w:rPr>
@@ -184,6 +240,7 @@
           <w:ilvl w:val="0"/>
           <w:numId w:val="1"/>
         </w:numPr>
+        <w:spacing w:after="0" w:line="360" w:lineRule="auto"/>
         <w:rPr>
           <w:rFonts w:asciiTheme="majorBidi" w:hAnsiTheme="majorBidi" w:cstheme="majorBidi"/>
         </w:rPr>
@@ -197,6 +254,7 @@
     </w:p>
     <w:p>
       <w:pPr>
+        <w:spacing w:before="240" w:after="0"/>
         <w:rPr>
           <w:rFonts w:asciiTheme="majorBidi" w:hAnsiTheme="majorBidi" w:cstheme="majorBidi"/>
         </w:rPr>
@@ -225,26 +283,92 @@
         <w:rPr>
           <w:rFonts w:asciiTheme="majorBidi" w:hAnsiTheme="majorBidi" w:cstheme="majorBidi"/>
         </w:rPr>
-        <w:t>BUYER:                           SELLER:</w:t>
-      </w:r>
-    </w:p>
-    <w:p>
-      <w:pPr>
-        <w:rPr>
-          <w:rFonts w:asciiTheme="majorBidi" w:hAnsiTheme="majorBidi" w:cstheme="majorBidi"/>
-        </w:rPr>
-      </w:pPr>
-      <w:r>
-        <w:rPr>
-          <w:rFonts w:asciiTheme="majorBidi" w:hAnsiTheme="majorBidi" w:cstheme="majorBidi"/>
-        </w:rPr>
-        <w:t xml:space="preserve">_________________ </w:t>
-      </w:r>
-      <w:r>
-        <w:rPr>
-          <w:rFonts w:asciiTheme="majorBidi" w:hAnsiTheme="majorBidi" w:cstheme="majorBidi"/>
-        </w:rPr>
-        <w:t xml:space="preserve">       </w:t>
+        <w:t xml:space="preserve">BUYER: </w:t>
+      </w:r>
+      <w:r>
+        <w:rPr>
+          <w:rFonts w:asciiTheme="majorBidi" w:hAnsiTheme="majorBidi" w:cstheme="majorBidi"/>
+        </w:rPr>
+        <w:tab/>
+      </w:r>
+      <w:r>
+        <w:rPr>
+          <w:rFonts w:asciiTheme="majorBidi" w:hAnsiTheme="majorBidi" w:cstheme="majorBidi"/>
+        </w:rPr>
+        <w:tab/>
+      </w:r>
+      <w:r>
+        <w:rPr>
+          <w:rFonts w:asciiTheme="majorBidi" w:hAnsiTheme="majorBidi" w:cstheme="majorBidi"/>
+        </w:rPr>
+        <w:tab/>
+      </w:r>
+      <w:r>
+        <w:rPr>
+          <w:rFonts w:asciiTheme="majorBidi" w:hAnsiTheme="majorBidi" w:cstheme="majorBidi"/>
+        </w:rPr>
+        <w:tab/>
+      </w:r>
+      <w:r>
+        <w:rPr>
+          <w:rFonts w:asciiTheme="majorBidi" w:hAnsiTheme="majorBidi" w:cstheme="majorBidi"/>
+        </w:rPr>
+        <w:tab/>
+      </w:r>
+      <w:r>
+        <w:rPr>
+          <w:rFonts w:asciiTheme="majorBidi" w:hAnsiTheme="majorBidi" w:cstheme="majorBidi"/>
+        </w:rPr>
+        <w:tab/>
+      </w:r>
+      <w:r>
+        <w:rPr>
+          <w:rFonts w:asciiTheme="majorBidi" w:hAnsiTheme="majorBidi" w:cstheme="majorBidi"/>
+        </w:rPr>
+        <w:t>SELLER:</w:t>
+      </w:r>
+    </w:p>
+    <w:p>
+      <w:pPr>
+        <w:rPr>
+          <w:rFonts w:asciiTheme="majorBidi" w:hAnsiTheme="majorBidi" w:cstheme="majorBidi"/>
+        </w:rPr>
+      </w:pPr>
+      <w:r>
+        <w:rPr>
+          <w:rFonts w:asciiTheme="majorBidi" w:hAnsiTheme="majorBidi" w:cstheme="majorBidi"/>
+        </w:rPr>
+        <w:t>______________</w:t>
+      </w:r>
+      <w:r>
+        <w:rPr>
+          <w:rFonts w:asciiTheme="majorBidi" w:hAnsiTheme="majorBidi" w:cstheme="majorBidi"/>
+        </w:rPr>
+        <w:tab/>
+      </w:r>
+      <w:r>
+        <w:rPr>
+          <w:rFonts w:asciiTheme="majorBidi" w:hAnsiTheme="majorBidi" w:cstheme="majorBidi"/>
+        </w:rPr>
+        <w:tab/>
+      </w:r>
+      <w:r>
+        <w:rPr>
+          <w:rFonts w:asciiTheme="majorBidi" w:hAnsiTheme="majorBidi" w:cstheme="majorBidi"/>
+        </w:rPr>
+        <w:tab/>
+      </w:r>
+      <w:r>
+        <w:rPr>
+          <w:rFonts w:asciiTheme="majorBidi" w:hAnsiTheme="majorBidi" w:cstheme="majorBidi"/>
+        </w:rPr>
+        <w:tab/>
+      </w:r>
+      <w:r>
+        <w:rPr>
+          <w:rFonts w:asciiTheme="majorBidi" w:hAnsiTheme="majorBidi" w:cstheme="majorBidi"/>
+        </w:rPr>
+        <w:tab/>
       </w:r>
       <w:r>
         <w:rPr>
@@ -262,54 +386,125 @@
         <w:rPr>
           <w:rFonts w:asciiTheme="majorBidi" w:hAnsiTheme="majorBidi" w:cstheme="majorBidi"/>
         </w:rPr>
-        <w:t>_________________</w:t>
-      </w:r>
-    </w:p>
-    <w:p>
-      <w:pPr>
-        <w:rPr>
-          <w:rFonts w:asciiTheme="majorBidi" w:hAnsiTheme="majorBidi" w:cstheme="majorBidi"/>
-        </w:rPr>
-      </w:pPr>
-      <w:r>
-        <w:rPr>
-          <w:rFonts w:asciiTheme="majorBidi" w:hAnsiTheme="majorBidi" w:cstheme="majorBidi"/>
-        </w:rPr>
-        <w:t>Jane Doe                        ACME Corporation</w:t>
-      </w:r>
-    </w:p>
-    <w:p>
-      <w:pPr>
-        <w:rPr>
-          <w:rFonts w:asciiTheme="majorBidi" w:hAnsiTheme="majorBidi" w:cstheme="majorBidi"/>
-        </w:rPr>
-      </w:pPr>
-      <w:r>
-        <w:rPr>
-          <w:rFonts w:asciiTheme="majorBidi" w:hAnsiTheme="majorBidi" w:cstheme="majorBidi"/>
-        </w:rPr>
-        <w:t xml:space="preserve">Date: Jan 15, </w:t>
-      </w:r>
-      <w:proofErr w:type="gramStart"/>
-      <w:r>
-        <w:rPr>
-          <w:rFonts w:asciiTheme="majorBidi" w:hAnsiTheme="majorBidi" w:cstheme="majorBidi"/>
-        </w:rPr>
-        <w:t>2025,</w:t>
-      </w:r>
-      <w:r>
-        <w:rPr>
-          <w:rFonts w:asciiTheme="majorBidi" w:hAnsiTheme="majorBidi" w:cstheme="majorBidi"/>
-        </w:rPr>
-        <w:t xml:space="preserve">   </w:t>
-      </w:r>
-      <w:proofErr w:type="gramEnd"/>
-      <w:r>
-        <w:rPr>
-          <w:rFonts w:asciiTheme="majorBidi" w:hAnsiTheme="majorBidi" w:cstheme="majorBidi"/>
-        </w:rPr>
-        <w:t xml:space="preserve">           Date: Jan 15, 2025</w:t>
-      </w:r>
+        <w:t>________</w:t>
+      </w:r>
+    </w:p>
+    <w:p>
+      <w:pPr>
+        <w:rPr>
+          <w:rFonts w:asciiTheme="majorBidi" w:hAnsiTheme="majorBidi" w:cstheme="majorBidi"/>
+        </w:rPr>
+      </w:pPr>
+      <w:r>
+        <w:rPr>
+          <w:rFonts w:asciiTheme="majorBidi" w:hAnsiTheme="majorBidi" w:cstheme="majorBidi"/>
+        </w:rPr>
+        <w:t xml:space="preserve">Jane Doe </w:t>
+      </w:r>
+      <w:r>
+        <w:rPr>
+          <w:rFonts w:asciiTheme="majorBidi" w:hAnsiTheme="majorBidi" w:cstheme="majorBidi"/>
+        </w:rPr>
+        <w:tab/>
+      </w:r>
+      <w:r>
+        <w:rPr>
+          <w:rFonts w:asciiTheme="majorBidi" w:hAnsiTheme="majorBidi" w:cstheme="majorBidi"/>
+        </w:rPr>
+        <w:tab/>
+      </w:r>
+      <w:r>
+        <w:rPr>
+          <w:rFonts w:asciiTheme="majorBidi" w:hAnsiTheme="majorBidi" w:cstheme="majorBidi"/>
+        </w:rPr>
+        <w:tab/>
+      </w:r>
+      <w:r>
+        <w:rPr>
+          <w:rFonts w:asciiTheme="majorBidi" w:hAnsiTheme="majorBidi" w:cstheme="majorBidi"/>
+        </w:rPr>
+        <w:tab/>
+      </w:r>
+      <w:r>
+        <w:rPr>
+          <w:rFonts w:asciiTheme="majorBidi" w:hAnsiTheme="majorBidi" w:cstheme="majorBidi"/>
+        </w:rPr>
+        <w:tab/>
+      </w:r>
+      <w:r>
+        <w:rPr>
+          <w:rFonts w:asciiTheme="majorBidi" w:hAnsiTheme="majorBidi" w:cstheme="majorBidi"/>
+        </w:rPr>
+        <w:tab/>
+      </w:r>
+      <w:r>
+        <w:rPr>
+          <w:rFonts w:asciiTheme="majorBidi" w:hAnsiTheme="majorBidi" w:cstheme="majorBidi"/>
+        </w:rPr>
+        <w:t>ACME Corporation</w:t>
+      </w:r>
+    </w:p>
+    <w:p>
+      <w:pPr>
+        <w:rPr>
+          <w:rFonts w:asciiTheme="majorBidi" w:hAnsiTheme="majorBidi" w:cstheme="majorBidi"/>
+        </w:rPr>
+      </w:pPr>
+      <w:r>
+        <w:rPr>
+          <w:rFonts w:asciiTheme="majorBidi" w:hAnsiTheme="majorBidi" w:cstheme="majorBidi"/>
+        </w:rPr>
+        <w:t xml:space="preserve">Date: </w:t>
+      </w:r>
+      <w:r>
+        <w:rPr>
+          <w:rFonts w:asciiTheme="majorBidi" w:hAnsiTheme="majorBidi" w:cstheme="majorBidi"/>
+        </w:rPr>
+        <w:t>January 15, 2025</w:t>
+      </w:r>
+      <w:r>
+        <w:rPr>
+          <w:rFonts w:asciiTheme="majorBidi" w:hAnsiTheme="majorBidi" w:cstheme="majorBidi"/>
+        </w:rPr>
+        <w:tab/>
+      </w:r>
+      <w:r>
+        <w:rPr>
+          <w:rFonts w:asciiTheme="majorBidi" w:hAnsiTheme="majorBidi" w:cstheme="majorBidi"/>
+        </w:rPr>
+        <w:tab/>
+      </w:r>
+      <w:r>
+        <w:rPr>
+          <w:rFonts w:asciiTheme="majorBidi" w:hAnsiTheme="majorBidi" w:cstheme="majorBidi"/>
+        </w:rPr>
+        <w:tab/>
+      </w:r>
+      <w:r>
+        <w:rPr>
+          <w:rFonts w:asciiTheme="majorBidi" w:hAnsiTheme="majorBidi" w:cstheme="majorBidi"/>
+        </w:rPr>
+        <w:tab/>
+      </w:r>
+      <w:r>
+        <w:rPr>
+          <w:rFonts w:asciiTheme="majorBidi" w:hAnsiTheme="majorBidi" w:cstheme="majorBidi"/>
+        </w:rPr>
+        <w:t xml:space="preserve">Date: </w:t>
+      </w:r>
+      <w:r>
+        <w:rPr>
+          <w:rFonts w:asciiTheme="majorBidi" w:hAnsiTheme="majorBidi" w:cstheme="majorBidi"/>
+        </w:rPr>
+        <w:t>January 15, 2025</w:t>
+      </w:r>
+    </w:p>
+    <w:p>
+      <w:pPr>
+        <w:rPr>
+          <w:rFonts w:asciiTheme="majorBidi" w:hAnsiTheme="majorBidi" w:cstheme="majorBidi"/>
+        </w:rPr>
+      </w:pPr>
     </w:p>
     <w:sectPr>
       <w:pgSz w:w="12240" w:h="15840"/>
